--- a/tests/fixtures/comments-threaded.docx
+++ b/tests/fixtures/comments-threaded.docx
@@ -93,7 +93,7 @@
   <w15:commentEx w15:paraId="00002000" w15:done="0"/>
   <w15:commentEx w15:paraId="00003000" w15:paraIdParent="00002000" w15:done="0"/>
   <w15:commentEx w15:paraId="00004000" w15:paraIdParent="00002000" w15:done="0"/>
-  <w15:commentEx w15:paraId="00005000" w15:paraIdParent="00002000" w15:done="0"/>
+  <w15:commentEx w15:paraId="00004001" w15:paraIdParent="00002000" w15:done="0"/>
 </w15:commentsEx>
 </file>
 
